--- a/2. Building with the Claude API/Modules_Notes/Modulo2_09_Anthropic_Apps.docx
+++ b/2. Building with the Claude API/Modules_Notes/Modulo2_09_Anthropic_Apps.docx
@@ -361,9 +361,16 @@
       </w:pPr>
       <w:r>
         <w:rPr>
-          <w:lang w:val="en-US"/>
-        </w:rPr>
-        <w:t>Computer Use takes Claude's capabilities further: it's a collection of tools that let Claude interact with a full desktop computer environment, so Claude can access websites and browse the internet, interact with desktop applications, and perform tasks that require visual interface navigation. This dramatically expands what's possible compared to text-only interactions.</w:t>
+          <w:highlight w:val="yellow"/>
+          <w:lang w:val="en-US"/>
+        </w:rPr>
+        <w:t>Computer Use takes Claude's capabilities further: it's a collection of tools that let Claude interact with a full desktop computer environment, so Claude can access websites and browse the internet, interact with desktop applications, and perform tasks that require visual interface navigation</w:t>
+      </w:r>
+      <w:r>
+        <w:rPr>
+          <w:lang w:val="en-US"/>
+        </w:rPr>
+        <w:t>. This dramatically expands what's possible compared to text-only interactions.</w:t>
       </w:r>
     </w:p>
     <w:p>
@@ -565,12 +572,14 @@
         <w:ind w:left="400"/>
         <w:rPr>
           <w:rFonts w:ascii="Arial" w:hAnsi="Arial" w:cs="Arial"/>
-          <w:lang w:val="en-US"/>
-        </w:rPr>
-      </w:pPr>
-      <w:r>
-        <w:rPr>
-          <w:rFonts w:ascii="Arial" w:hAnsi="Arial" w:cs="Arial"/>
+          <w:highlight w:val="yellow"/>
+          <w:lang w:val="en-US"/>
+        </w:rPr>
+      </w:pPr>
+      <w:r>
+        <w:rPr>
+          <w:rFonts w:ascii="Arial" w:hAnsi="Arial" w:cs="Arial"/>
+          <w:highlight w:val="yellow"/>
           <w:lang w:val="en-US"/>
         </w:rPr>
         <w:t>B) Because they are real-world case studies of AI agents in action, useful as a foundation for building agents later</w:t>
@@ -669,12 +678,14 @@
         <w:ind w:left="400"/>
         <w:rPr>
           <w:rFonts w:ascii="Arial" w:hAnsi="Arial" w:cs="Arial"/>
-          <w:lang w:val="en-US"/>
-        </w:rPr>
-      </w:pPr>
-      <w:r>
-        <w:rPr>
-          <w:rFonts w:ascii="Arial" w:hAnsi="Arial" w:cs="Arial"/>
+          <w:highlight w:val="yellow"/>
+          <w:lang w:val="en-US"/>
+        </w:rPr>
+      </w:pPr>
+      <w:r>
+        <w:rPr>
+          <w:rFonts w:ascii="Arial" w:hAnsi="Arial" w:cs="Arial"/>
+          <w:highlight w:val="yellow"/>
           <w:lang w:val="en-US"/>
         </w:rPr>
         <w:t>B) A terminal-based coding assistant that can edit files, fix bugs, answer coding questions, and help with development workflows</w:t>
@@ -772,12 +783,14 @@
         <w:ind w:left="400"/>
         <w:rPr>
           <w:rFonts w:ascii="Arial" w:hAnsi="Arial" w:cs="Arial"/>
-          <w:lang w:val="en-US"/>
-        </w:rPr>
-      </w:pPr>
-      <w:r>
-        <w:rPr>
-          <w:rFonts w:ascii="Arial" w:hAnsi="Arial" w:cs="Arial"/>
+          <w:highlight w:val="yellow"/>
+          <w:lang w:val="en-US"/>
+        </w:rPr>
+      </w:pPr>
+      <w:r>
+        <w:rPr>
+          <w:rFonts w:ascii="Arial" w:hAnsi="Arial" w:cs="Arial"/>
+          <w:highlight w:val="yellow"/>
           <w:lang w:val="en-US"/>
         </w:rPr>
         <w:t>B) Interact with a full desktop computer environment — access websites, interact with apps, navigate visual interfaces</w:t>
@@ -849,7 +862,27 @@
           <w:bCs/>
           <w:lang w:val="en-US"/>
         </w:rPr>
-        <w:t>4. Which of the following is NOT listed as a key principle that Claude Code and Computer Use demonstrate for effective agents?</w:t>
+        <w:t xml:space="preserve">4. Which of the following is NOT listed as a key principle that Claude Code and Computer Use </w:t>
+      </w:r>
+      <w:bookmarkStart w:id="0" w:name="_Int_KYDgsjBo"/>
+      <w:r>
+        <w:rPr>
+          <w:rFonts w:ascii="Arial" w:hAnsi="Arial" w:cs="Arial"/>
+          <w:b/>
+          <w:bCs/>
+          <w:lang w:val="en-US"/>
+        </w:rPr>
+        <w:t>demonstrate for</w:t>
+      </w:r>
+      <w:bookmarkEnd w:id="0"/>
+      <w:r>
+        <w:rPr>
+          <w:rFonts w:ascii="Arial" w:hAnsi="Arial" w:cs="Arial"/>
+          <w:b/>
+          <w:bCs/>
+          <w:lang w:val="en-US"/>
+        </w:rPr>
+        <w:t xml:space="preserve"> effective agents?</w:t>
       </w:r>
     </w:p>
     <w:p>
@@ -875,12 +908,14 @@
         <w:ind w:left="400"/>
         <w:rPr>
           <w:rFonts w:ascii="Arial" w:hAnsi="Arial" w:cs="Arial"/>
-          <w:lang w:val="en-US"/>
-        </w:rPr>
-      </w:pPr>
-      <w:r>
-        <w:rPr>
-          <w:rFonts w:ascii="Arial" w:hAnsi="Arial" w:cs="Arial"/>
+          <w:highlight w:val="yellow"/>
+          <w:lang w:val="en-US"/>
+        </w:rPr>
+      </w:pPr>
+      <w:r>
+        <w:rPr>
+          <w:rFonts w:ascii="Arial" w:hAnsi="Arial" w:cs="Arial"/>
+          <w:highlight w:val="yellow"/>
           <w:lang w:val="en-US"/>
         </w:rPr>
         <w:t>B) Multi-step task execution</w:t>
@@ -978,12 +1013,14 @@
         <w:ind w:left="400"/>
         <w:rPr>
           <w:rFonts w:ascii="Arial" w:hAnsi="Arial" w:cs="Arial"/>
-          <w:lang w:val="en-US"/>
-        </w:rPr>
-      </w:pPr>
-      <w:r>
-        <w:rPr>
-          <w:rFonts w:ascii="Arial" w:hAnsi="Arial" w:cs="Arial"/>
+          <w:highlight w:val="yellow"/>
+          <w:lang w:val="en-US"/>
+        </w:rPr>
+      </w:pPr>
+      <w:r>
+        <w:rPr>
+          <w:rFonts w:ascii="Arial" w:hAnsi="Arial" w:cs="Arial"/>
+          <w:highlight w:val="yellow"/>
           <w:lang w:val="en-US"/>
         </w:rPr>
         <w:t>B) Agents — what makes Claude Code and Computer Use successful</w:t>
@@ -1239,7 +1276,14 @@
         <w:rPr>
           <w:lang w:val="en-US"/>
         </w:rPr>
-        <w:t xml:space="preserve"> — add additional tools by connecting MCP servers</w:t>
+        <w:t xml:space="preserve"> — </w:t>
+      </w:r>
+      <w:r>
+        <w:rPr>
+          <w:highlight w:val="yellow"/>
+          <w:lang w:val="en-US"/>
+        </w:rPr>
+        <w:t>add additional tools by connecting MCP servers</w:t>
       </w:r>
     </w:p>
     <w:p>
@@ -1539,12 +1583,14 @@
         <w:ind w:left="400"/>
         <w:rPr>
           <w:rFonts w:ascii="Arial" w:hAnsi="Arial" w:cs="Arial"/>
-          <w:lang w:val="en-US"/>
-        </w:rPr>
-      </w:pPr>
-      <w:r>
-        <w:rPr>
-          <w:rFonts w:ascii="Arial" w:hAnsi="Arial" w:cs="Arial"/>
+          <w:highlight w:val="yellow"/>
+          <w:lang w:val="en-US"/>
+        </w:rPr>
+      </w:pPr>
+      <w:r>
+        <w:rPr>
+          <w:rFonts w:ascii="Arial" w:hAnsi="Arial" w:cs="Arial"/>
+          <w:highlight w:val="yellow"/>
           <w:lang w:val="en-US"/>
         </w:rPr>
         <w:t>B) A terminal-based coding assistant available right in the command line</w:t>
@@ -1642,12 +1688,14 @@
         <w:ind w:left="400"/>
         <w:rPr>
           <w:rFonts w:ascii="Arial" w:hAnsi="Arial" w:cs="Arial"/>
-          <w:lang w:val="en-US"/>
-        </w:rPr>
-      </w:pPr>
-      <w:r>
-        <w:rPr>
-          <w:rFonts w:ascii="Arial" w:hAnsi="Arial" w:cs="Arial"/>
+          <w:highlight w:val="yellow"/>
+          <w:lang w:val="en-US"/>
+        </w:rPr>
+      </w:pPr>
+      <w:r>
+        <w:rPr>
+          <w:rFonts w:ascii="Arial" w:hAnsi="Arial" w:cs="Arial"/>
+          <w:highlight w:val="yellow"/>
           <w:lang w:val="en-US"/>
         </w:rPr>
         <w:t>B) MCP Server support</w:t>
@@ -1745,12 +1793,14 @@
         <w:ind w:left="400"/>
         <w:rPr>
           <w:rFonts w:ascii="Arial" w:hAnsi="Arial" w:cs="Arial"/>
-          <w:lang w:val="en-US"/>
-        </w:rPr>
-      </w:pPr>
-      <w:r>
-        <w:rPr>
-          <w:rFonts w:ascii="Arial" w:hAnsi="Arial" w:cs="Arial"/>
+          <w:highlight w:val="yellow"/>
+          <w:lang w:val="en-US"/>
+        </w:rPr>
+      </w:pPr>
+      <w:r>
+        <w:rPr>
+          <w:rFonts w:ascii="Arial" w:hAnsi="Arial" w:cs="Arial"/>
+          <w:highlight w:val="yellow"/>
           <w:lang w:val="en-US"/>
         </w:rPr>
         <w:t>B) MacOS, Windows WSL, and Linux</w:t>
@@ -1848,12 +1898,14 @@
         <w:ind w:left="400"/>
         <w:rPr>
           <w:rFonts w:ascii="Arial" w:hAnsi="Arial" w:cs="Arial"/>
-          <w:lang w:val="en-US"/>
-        </w:rPr>
-      </w:pPr>
-      <w:r>
-        <w:rPr>
-          <w:rFonts w:ascii="Arial" w:hAnsi="Arial" w:cs="Arial"/>
+          <w:highlight w:val="yellow"/>
+          <w:lang w:val="en-US"/>
+        </w:rPr>
+      </w:pPr>
+      <w:r>
+        <w:rPr>
+          <w:rFonts w:ascii="Arial" w:hAnsi="Arial" w:cs="Arial"/>
+          <w:highlight w:val="yellow"/>
           <w:lang w:val="en-US"/>
         </w:rPr>
         <w:t>B) Install Node.js, install Claude Code via npm, then run claude to start and log in</w:t>
@@ -1952,12 +2004,14 @@
         <w:ind w:left="400"/>
         <w:rPr>
           <w:rFonts w:ascii="Arial" w:hAnsi="Arial" w:cs="Arial"/>
-          <w:lang w:val="en-US"/>
-        </w:rPr>
-      </w:pPr>
-      <w:r>
-        <w:rPr>
-          <w:rFonts w:ascii="Arial" w:hAnsi="Arial" w:cs="Arial"/>
+          <w:highlight w:val="yellow"/>
+          <w:lang w:val="en-US"/>
+        </w:rPr>
+      </w:pPr>
+      <w:r>
+        <w:rPr>
+          <w:rFonts w:ascii="Arial" w:hAnsi="Arial" w:cs="Arial"/>
+          <w:highlight w:val="yellow"/>
           <w:lang w:val="en-US"/>
         </w:rPr>
         <w:t>B) It prompts a login to the Anthropic account</w:t>
@@ -2060,14 +2114,22 @@
       <w:pPr>
         <w:spacing w:after="140" w:line="300" w:lineRule="auto"/>
         <w:rPr>
-          <w:lang w:val="en-US"/>
-        </w:rPr>
-      </w:pPr>
-      <w:r>
-        <w:rPr>
-          <w:lang w:val="en-US"/>
-        </w:rPr>
-        <w:t>Claude Code isn't just for writing code — it's designed to work alongside the developer through every phase of a software project, like another engineer who can handle everything from initial setup to deployment and support.</w:t>
+          <w:highlight w:val="yellow"/>
+          <w:lang w:val="en-US"/>
+        </w:rPr>
+      </w:pPr>
+      <w:r>
+        <w:rPr>
+          <w:lang w:val="en-US"/>
+        </w:rPr>
+        <w:t>Claude Code isn't just for writing code — i</w:t>
+      </w:r>
+      <w:r>
+        <w:rPr>
+          <w:highlight w:val="yellow"/>
+          <w:lang w:val="en-US"/>
+        </w:rPr>
+        <w:t>t's designed to work alongside the developer through every phase of a software project, like another engineer who can handle everything from initial setup to deployment and support.</w:t>
       </w:r>
     </w:p>
     <w:p>
@@ -2170,7 +2232,14 @@
         <w:rPr>
           <w:lang w:val="en-US"/>
         </w:rPr>
-        <w:t>The first thing to run when starting with Claude Code on a project is /init, which tells Claude to scan the entire codebase and understand its structure, dependencies, coding style, and architecture. Claude summarizes everything it learns in a special file called CLAUDE.md, which is automatically included as context in all future conversations, so Claude remembers important details about the project.</w:t>
+        <w:t xml:space="preserve">The first thing to run when starting with Claude Code on a project is </w:t>
+      </w:r>
+      <w:r>
+        <w:rPr>
+          <w:highlight w:val="yellow"/>
+          <w:lang w:val="en-US"/>
+        </w:rPr>
+        <w:t>/init, which tells Claude to scan the entire codebase and understand its structure, dependencies, coding style, and architecture. Claude summarizes everything it learns in a special file called CLAUDE.md, which is automatically included as context in all future conversations, so Claude remembers important details about the project.</w:t>
       </w:r>
     </w:p>
     <w:p>
@@ -3065,8 +3134,19 @@
           <w:color w:val="5A3E1B"/>
           <w:lang w:val="en-US"/>
         </w:rPr>
-        <w:t>/clear</w:t>
-      </w:r>
+        <w:t>/</w:t>
+      </w:r>
+      <w:proofErr w:type="gramStart"/>
+      <w:r>
+        <w:rPr>
+          <w:b/>
+          <w:bCs/>
+          <w:color w:val="5A3E1B"/>
+          <w:lang w:val="en-US"/>
+        </w:rPr>
+        <w:t>clear</w:t>
+      </w:r>
+      <w:proofErr w:type="gramEnd"/>
       <w:r>
         <w:rPr>
           <w:lang w:val="en-US"/>
@@ -3093,8 +3173,19 @@
           <w:color w:val="5A3E1B"/>
           <w:lang w:val="en-US"/>
         </w:rPr>
-        <w:t>/init</w:t>
-      </w:r>
+        <w:t>/</w:t>
+      </w:r>
+      <w:proofErr w:type="gramStart"/>
+      <w:r>
+        <w:rPr>
+          <w:b/>
+          <w:bCs/>
+          <w:color w:val="5A3E1B"/>
+          <w:lang w:val="en-US"/>
+        </w:rPr>
+        <w:t>init</w:t>
+      </w:r>
+      <w:proofErr w:type="gramEnd"/>
       <w:r>
         <w:rPr>
           <w:lang w:val="en-US"/>
@@ -3220,12 +3311,14 @@
         <w:ind w:left="400"/>
         <w:rPr>
           <w:rFonts w:ascii="Arial" w:hAnsi="Arial" w:cs="Arial"/>
-          <w:lang w:val="en-US"/>
-        </w:rPr>
-      </w:pPr>
-      <w:r>
-        <w:rPr>
-          <w:rFonts w:ascii="Arial" w:hAnsi="Arial" w:cs="Arial"/>
+          <w:highlight w:val="yellow"/>
+          <w:lang w:val="en-US"/>
+        </w:rPr>
+      </w:pPr>
+      <w:r>
+        <w:rPr>
+          <w:rFonts w:ascii="Arial" w:hAnsi="Arial" w:cs="Arial"/>
+          <w:highlight w:val="yellow"/>
           <w:lang w:val="en-US"/>
         </w:rPr>
         <w:t>B) It scans the codebase and generates a CLAUDE.md file summarizing structure, dependencies, coding style, and architecture</w:t>
@@ -3323,12 +3416,14 @@
         <w:ind w:left="400"/>
         <w:rPr>
           <w:rFonts w:ascii="Arial" w:hAnsi="Arial" w:cs="Arial"/>
-          <w:lang w:val="en-US"/>
-        </w:rPr>
-      </w:pPr>
-      <w:r>
-        <w:rPr>
-          <w:rFonts w:ascii="Arial" w:hAnsi="Arial" w:cs="Arial"/>
+          <w:highlight w:val="yellow"/>
+          <w:lang w:val="en-US"/>
+        </w:rPr>
+      </w:pPr>
+      <w:r>
+        <w:rPr>
+          <w:rFonts w:ascii="Arial" w:hAnsi="Arial" w:cs="Arial"/>
+          <w:highlight w:val="yellow"/>
           <w:lang w:val="en-US"/>
         </w:rPr>
         <w:t>B) Project is shared between all engineers, Local is personal and not checked into git, User applies across all projects</w:t>
@@ -3426,12 +3521,14 @@
         <w:ind w:left="400"/>
         <w:rPr>
           <w:rFonts w:ascii="Arial" w:hAnsi="Arial" w:cs="Arial"/>
-          <w:lang w:val="en-US"/>
-        </w:rPr>
-      </w:pPr>
-      <w:r>
-        <w:rPr>
-          <w:rFonts w:ascii="Arial" w:hAnsi="Arial" w:cs="Arial"/>
+          <w:highlight w:val="yellow"/>
+          <w:lang w:val="en-US"/>
+        </w:rPr>
+      </w:pPr>
+      <w:r>
+        <w:rPr>
+          <w:rFonts w:ascii="Arial" w:hAnsi="Arial" w:cs="Arial"/>
+          <w:highlight w:val="yellow"/>
           <w:lang w:val="en-US"/>
         </w:rPr>
         <w:t>B) Write any code yet</w:t>
@@ -3529,12 +3626,14 @@
         <w:ind w:left="400"/>
         <w:rPr>
           <w:rFonts w:ascii="Arial" w:hAnsi="Arial" w:cs="Arial"/>
-          <w:lang w:val="en-US"/>
-        </w:rPr>
-      </w:pPr>
-      <w:r>
-        <w:rPr>
-          <w:rFonts w:ascii="Arial" w:hAnsi="Arial" w:cs="Arial"/>
+          <w:highlight w:val="yellow"/>
+          <w:lang w:val="en-US"/>
+        </w:rPr>
+      </w:pPr>
+      <w:r>
+        <w:rPr>
+          <w:rFonts w:ascii="Arial" w:hAnsi="Arial" w:cs="Arial"/>
+          <w:highlight w:val="yellow"/>
           <w:lang w:val="en-US"/>
         </w:rPr>
         <w:t>B) To clear conversation history and free up context</w:t>
@@ -3632,12 +3731,14 @@
         <w:ind w:left="400"/>
         <w:rPr>
           <w:rFonts w:ascii="Arial" w:hAnsi="Arial" w:cs="Arial"/>
-          <w:lang w:val="en-US"/>
-        </w:rPr>
-      </w:pPr>
-      <w:r>
-        <w:rPr>
-          <w:rFonts w:ascii="Arial" w:hAnsi="Arial" w:cs="Arial"/>
+          <w:highlight w:val="yellow"/>
+          <w:lang w:val="en-US"/>
+        </w:rPr>
+      </w:pPr>
+      <w:r>
+        <w:rPr>
+          <w:rFonts w:ascii="Arial" w:hAnsi="Arial" w:cs="Arial"/>
+          <w:highlight w:val="yellow"/>
           <w:lang w:val="en-US"/>
         </w:rPr>
         <w:lastRenderedPageBreak/>
@@ -3782,7 +3883,21 @@
         <w:rPr>
           <w:lang w:val="en-US"/>
         </w:rPr>
-        <w:t>The Model Context Protocol lets Claude Code connect to external services and tools through MCP servers. Instead of being limited to Claude's built-in capabilities, custom functionality can be added by connecting servers that provide specific tools, resources, or integrations. Each MCP server can expose different types of functionality to Claude through three main components: Tools (for taking actions), Prompts (for templates), and Resources (for accessing data).</w:t>
+        <w:t xml:space="preserve">The Model Context Protocol lets Claude Code connect to external services and tools through MCP servers. Instead of being limited to Claude's built-in capabilities, custom functionality can be added by connecting servers that provide specific tools, resources, or integrations. Each MCP server can expose different types of </w:t>
+      </w:r>
+      <w:proofErr w:type="gramStart"/>
+      <w:r>
+        <w:rPr>
+          <w:lang w:val="en-US"/>
+        </w:rPr>
+        <w:t>functionality</w:t>
+      </w:r>
+      <w:proofErr w:type="gramEnd"/>
+      <w:r>
+        <w:rPr>
+          <w:lang w:val="en-US"/>
+        </w:rPr>
+        <w:t xml:space="preserve"> to Claude through three main components: Tools (for taking actions), Prompts (for templates), and Resources (for accessing data).</w:t>
       </w:r>
     </w:p>
     <w:p>
@@ -4371,6 +4486,7 @@
       <w:r>
         <w:rPr>
           <w:rFonts w:ascii="Arial" w:hAnsi="Arial" w:cs="Arial"/>
+          <w:highlight w:val="yellow"/>
           <w:lang w:val="en-US"/>
         </w:rPr>
         <w:t>B) An MCP client</w:t>
@@ -4457,6 +4573,7 @@
       <w:r>
         <w:rPr>
           <w:rFonts w:ascii="Arial" w:hAnsi="Arial" w:cs="Arial"/>
+          <w:highlight w:val="yellow"/>
           <w:lang w:val="en-US"/>
         </w:rPr>
         <w:t>A) Tools, Prompts, and Resources</w:t>
@@ -4577,6 +4694,7 @@
       <w:r>
         <w:rPr>
           <w:rFonts w:ascii="Arial" w:hAnsi="Arial" w:cs="Arial"/>
+          <w:highlight w:val="yellow"/>
           <w:lang w:val="en-US"/>
         </w:rPr>
         <w:t>B) claude mcp add [server-name] [command-to-start-server]</w:t>
@@ -4681,6 +4799,7 @@
       <w:r>
         <w:rPr>
           <w:rFonts w:ascii="Arial" w:hAnsi="Arial" w:cs="Arial"/>
+          <w:highlight w:val="yellow"/>
           <w:lang w:val="en-US"/>
         </w:rPr>
         <w:t>B) It lets Claude read PDF and Word documents and convert their contents to markdown format</w:t>
@@ -4784,6 +4903,7 @@
       <w:r>
         <w:rPr>
           <w:rFonts w:ascii="Arial" w:hAnsi="Arial" w:cs="Arial"/>
+          <w:highlight w:val="yellow"/>
           <w:lang w:val="en-US"/>
         </w:rPr>
         <w:t>B) Combining multiple MCP servers that match the specific development process, like Sentry, Jira, Slack, and custom internal servers</w:t>
@@ -4848,6 +4968,18 @@
     </w:sectPr>
   </w:body>
 </w:document>
+</file>
+
+<file path=word/intelligence2.xml><?xml version="1.0" encoding="utf-8"?>
+<int2:intelligence xmlns:int2="http://schemas.microsoft.com/office/intelligence/2020/intelligence" xmlns:oel="http://schemas.microsoft.com/office/2019/extlst">
+  <int2:observations>
+    <int2:bookmark int2:bookmarkName="_Int_KYDgsjBo" int2:invalidationBookmarkName="" int2:hashCode="9J4WYFf1ncl6kT" int2:id="zHpeFIBt">
+      <int2:state int2:value="Rejected" int2:type="gram"/>
+    </int2:bookmark>
+  </int2:observations>
+  <int2:intelligenceSettings/>
+  <int2:onDemandWorkflows/>
+</int2:intelligence>
 </file>
 
 <file path=word/numbering.xml><?xml version="1.0" encoding="utf-8"?>
